--- a/tillsyn/A 47887-2024 tillsynsbegäran.docx
+++ b/tillsyn/A 47887-2024 tillsynsbegäran.docx
@@ -500,7 +500,7 @@
     <w:r>
       <w:tab/>
       <w:tab/>
-      <w:t>2025-06-13</w:t>
+      <w:t>2025-06-15</w:t>
       <w:br/>
       <w:br/>
     </w:r>

--- a/tillsyn/A 47887-2024 tillsynsbegäran.docx
+++ b/tillsyn/A 47887-2024 tillsynsbegäran.docx
@@ -500,7 +500,7 @@
     <w:r>
       <w:tab/>
       <w:tab/>
-      <w:t>2025-06-15</w:t>
+      <w:t>2025-06-16</w:t>
       <w:br/>
       <w:br/>
     </w:r>

--- a/tillsyn/A 47887-2024 tillsynsbegäran.docx
+++ b/tillsyn/A 47887-2024 tillsynsbegäran.docx
@@ -500,7 +500,7 @@
     <w:r>
       <w:tab/>
       <w:tab/>
-      <w:t>2025-06-16</w:t>
+      <w:t>2025-06-17</w:t>
       <w:br/>
       <w:br/>
     </w:r>

--- a/tillsyn/A 47887-2024 tillsynsbegäran.docx
+++ b/tillsyn/A 47887-2024 tillsynsbegäran.docx
@@ -500,7 +500,7 @@
     <w:r>
       <w:tab/>
       <w:tab/>
-      <w:t>2025-06-17</w:t>
+      <w:t>2025-06-18</w:t>
       <w:br/>
       <w:br/>
     </w:r>

--- a/tillsyn/A 47887-2024 tillsynsbegäran.docx
+++ b/tillsyn/A 47887-2024 tillsynsbegäran.docx
@@ -500,7 +500,7 @@
     <w:r>
       <w:tab/>
       <w:tab/>
-      <w:t>2025-06-18</w:t>
+      <w:t>2025-06-19</w:t>
       <w:br/>
       <w:br/>
     </w:r>

--- a/tillsyn/A 47887-2024 tillsynsbegäran.docx
+++ b/tillsyn/A 47887-2024 tillsynsbegäran.docx
@@ -500,7 +500,7 @@
     <w:r>
       <w:tab/>
       <w:tab/>
-      <w:t>2025-06-19</w:t>
+      <w:t>2025-06-20</w:t>
       <w:br/>
       <w:br/>
     </w:r>

--- a/tillsyn/A 47887-2024 tillsynsbegäran.docx
+++ b/tillsyn/A 47887-2024 tillsynsbegäran.docx
@@ -500,7 +500,7 @@
     <w:r>
       <w:tab/>
       <w:tab/>
-      <w:t>2025-06-20</w:t>
+      <w:t>2025-06-21</w:t>
       <w:br/>
       <w:br/>
     </w:r>

--- a/tillsyn/A 47887-2024 tillsynsbegäran.docx
+++ b/tillsyn/A 47887-2024 tillsynsbegäran.docx
@@ -500,7 +500,7 @@
     <w:r>
       <w:tab/>
       <w:tab/>
-      <w:t>2025-06-21</w:t>
+      <w:t>2025-06-22</w:t>
       <w:br/>
       <w:br/>
     </w:r>

--- a/tillsyn/A 47887-2024 tillsynsbegäran.docx
+++ b/tillsyn/A 47887-2024 tillsynsbegäran.docx
@@ -500,7 +500,7 @@
     <w:r>
       <w:tab/>
       <w:tab/>
-      <w:t>2025-06-22</w:t>
+      <w:t>2025-06-23</w:t>
       <w:br/>
       <w:br/>
     </w:r>

--- a/tillsyn/A 47887-2024 tillsynsbegäran.docx
+++ b/tillsyn/A 47887-2024 tillsynsbegäran.docx
@@ -500,7 +500,7 @@
     <w:r>
       <w:tab/>
       <w:tab/>
-      <w:t>2025-06-23</w:t>
+      <w:t>2025-06-24</w:t>
       <w:br/>
       <w:br/>
     </w:r>

--- a/tillsyn/A 47887-2024 tillsynsbegäran.docx
+++ b/tillsyn/A 47887-2024 tillsynsbegäran.docx
@@ -35,7 +35,7 @@
     </w:p>
     <w:p>
       <w:r>
-        <w:t>I avverkningsanmälan har följande 10 naturvårdsarter hittats: blanksvart spiklav (NT), blågrå svartspik (NT), garnlav (NT), harticka (NT), nordtagging (NT), talltita (NT, §4), vedflamlav (NT), dropptaggsvamp (S), plattlummer (S, §9) och tjäder (§4). Av dessa är 7 rödlistade. För rödlistade arter har rödlistekategorin angivits inom parentes. Arter som är signalarter enligt Skogsstyrelsen har markerats med (S). För fridlysta arter anges även paragrafen i Artskyddsförordningen som arten är fridlyst enligt.</w:t>
+        <w:t>I avverkningsanmälan har följande 9 naturvårdsarter hittats: blanksvart spiklav (NT), blågrå svartspik (NT), garnlav (NT), harticka (NT), nordtagging (NT), talltita (NT, §4), vedflamlav (NT), dropptaggsvamp (S) och plattlummer (S, §9). Av dessa är 7 rödlistade. För rödlistade arter har rödlistekategorin angivits inom parentes. Arter som är signalarter enligt Skogsstyrelsen har markerats med (S). För fridlysta arter anges även paragrafen i Artskyddsförordningen som arten är fridlyst enligt.</w:t>
       </w:r>
     </w:p>
     <w:p>
@@ -166,7 +166,7 @@
     </w:p>
     <w:p>
       <w:r>
-        <w:t>Följande fridlysta arter har sina livsmiljöer och växtplatser i den avverkningsanmälda skogen: talltita (NT, §4), plattlummer (S, §9) och tjäder (§4).</w:t>
+        <w:t>Följande fridlysta arter har sina livsmiljöer och växtplatser i den avverkningsanmälda skogen: talltita (NT, §4) och plattlummer (S, §9).</w:t>
       </w:r>
     </w:p>
     <w:p>
@@ -332,46 +332,6 @@
         <w:t>SLU Artdatabanken, Uppsala</w:t>
       </w:r>
     </w:p>
-    <w:p>
-      <w:pPr>
-        <w:pStyle w:val="Heading1"/>
-      </w:pPr>
-      <w:r>
-        <w:t>Tjäder – ekologi samt krav på livsmiljön</w:t>
-      </w:r>
-    </w:p>
-    <w:p>
-      <w:r>
-        <w:t>Tjäder (§4) är en utpräglad skogsfågel knuten till större sammanhängande barrskogsområden. Tupparna och hönorna utnyttjar till viss del olika miljöer, och habitatvalet varierar dessutom mellan olika delar av året. För att det ska finnas livskraftiga tjäderbestånd krävs funktionella skogslandskap med en blandning av uppvuxen, gles och luckig skog, täta sumpskogar, myrar och andra små våtmarker (Skogsstyrelsen, 2019).</w:t>
-      </w:r>
-    </w:p>
-    <w:p>
-      <w:r>
-        <w:t>Arten försvinner när skogen fragmenteras och den sammanlagda arealen hyggen och andra öppna områden blir för stor. Ett småskaligt och försiktigt virkesuttag genom hyggesfria metoder kan i vissa fall vara möjligt i området inom 200 m från lekcentrum. Längre ut från lekcentrum, inom 200–500 m bör den avverkade ytan inte överskrida 1 hektar för att undvika alltför stora och snabba förändringar (Skogsstyrelsen, 2019).</w:t>
-      </w:r>
-    </w:p>
-    <w:p>
-      <w:pPr>
-        <w:pStyle w:val="Heading2"/>
-      </w:pPr>
-      <w:r>
-        <w:t>Referenser – tjäder</w:t>
-      </w:r>
-    </w:p>
-    <w:p>
-      <w:r>
-        <w:t xml:space="preserve">Skogsstyrelsen, 2019. </w:t>
-      </w:r>
-      <w:r>
-        <w:rPr>
-          <w:i/>
-        </w:rPr>
-        <w:t xml:space="preserve">Vägledning för hänsyn till fåglar – tjäder. </w:t>
-      </w:r>
-      <w:r>
-        <w:t>https://www.skogsstyrelsen.se/globalassets/lag-och-tillsyn/artskydd/vagledningar-for-hansyn-till-faglar/tjader-vagledning-hansyn2.pdf</w:t>
-      </w:r>
-    </w:p>
     <w:sectPr>
       <w:headerReference w:type="even" r:id="rId8"/>
       <w:headerReference w:type="default" r:id="rId9"/>
@@ -500,7 +460,7 @@
     <w:r>
       <w:tab/>
       <w:tab/>
-      <w:t>2025-06-24</w:t>
+      <w:t>2025-06-25</w:t>
       <w:br/>
       <w:br/>
     </w:r>

--- a/tillsyn/A 47887-2024 tillsynsbegäran.docx
+++ b/tillsyn/A 47887-2024 tillsynsbegäran.docx
@@ -460,7 +460,7 @@
     <w:r>
       <w:tab/>
       <w:tab/>
-      <w:t>2025-06-25</w:t>
+      <w:t>2025-06-26</w:t>
       <w:br/>
       <w:br/>
     </w:r>

--- a/tillsyn/A 47887-2024 tillsynsbegäran.docx
+++ b/tillsyn/A 47887-2024 tillsynsbegäran.docx
@@ -460,7 +460,7 @@
     <w:r>
       <w:tab/>
       <w:tab/>
-      <w:t>2025-06-26</w:t>
+      <w:t>2025-06-27</w:t>
       <w:br/>
       <w:br/>
     </w:r>

--- a/tillsyn/A 47887-2024 tillsynsbegäran.docx
+++ b/tillsyn/A 47887-2024 tillsynsbegäran.docx
@@ -460,7 +460,7 @@
     <w:r>
       <w:tab/>
       <w:tab/>
-      <w:t>2025-06-27</w:t>
+      <w:t>2025-06-28</w:t>
       <w:br/>
       <w:br/>
     </w:r>

--- a/tillsyn/A 47887-2024 tillsynsbegäran.docx
+++ b/tillsyn/A 47887-2024 tillsynsbegäran.docx
@@ -460,7 +460,7 @@
     <w:r>
       <w:tab/>
       <w:tab/>
-      <w:t>2025-06-28</w:t>
+      <w:t>2025-06-29</w:t>
       <w:br/>
       <w:br/>
     </w:r>

--- a/tillsyn/A 47887-2024 tillsynsbegäran.docx
+++ b/tillsyn/A 47887-2024 tillsynsbegäran.docx
@@ -460,7 +460,7 @@
     <w:r>
       <w:tab/>
       <w:tab/>
-      <w:t>2025-06-29</w:t>
+      <w:t>2025-06-30</w:t>
       <w:br/>
       <w:br/>
     </w:r>

--- a/tillsyn/A 47887-2024 tillsynsbegäran.docx
+++ b/tillsyn/A 47887-2024 tillsynsbegäran.docx
@@ -460,7 +460,7 @@
     <w:r>
       <w:tab/>
       <w:tab/>
-      <w:t>2025-06-30</w:t>
+      <w:t>2025-07-01</w:t>
       <w:br/>
       <w:br/>
     </w:r>

--- a/tillsyn/A 47887-2024 tillsynsbegäran.docx
+++ b/tillsyn/A 47887-2024 tillsynsbegäran.docx
@@ -460,7 +460,7 @@
     <w:r>
       <w:tab/>
       <w:tab/>
-      <w:t>2025-07-01</w:t>
+      <w:t>2025-07-02</w:t>
       <w:br/>
       <w:br/>
     </w:r>

--- a/tillsyn/A 47887-2024 tillsynsbegäran.docx
+++ b/tillsyn/A 47887-2024 tillsynsbegäran.docx
@@ -460,7 +460,7 @@
     <w:r>
       <w:tab/>
       <w:tab/>
-      <w:t>2025-07-02</w:t>
+      <w:t>2025-07-03</w:t>
       <w:br/>
       <w:br/>
     </w:r>

--- a/tillsyn/A 47887-2024 tillsynsbegäran.docx
+++ b/tillsyn/A 47887-2024 tillsynsbegäran.docx
@@ -460,7 +460,7 @@
     <w:r>
       <w:tab/>
       <w:tab/>
-      <w:t>2025-07-03</w:t>
+      <w:t>2025-07-04</w:t>
       <w:br/>
       <w:br/>
     </w:r>

--- a/tillsyn/A 47887-2024 tillsynsbegäran.docx
+++ b/tillsyn/A 47887-2024 tillsynsbegäran.docx
@@ -460,7 +460,7 @@
     <w:r>
       <w:tab/>
       <w:tab/>
-      <w:t>2025-07-04</w:t>
+      <w:t>2025-07-05</w:t>
       <w:br/>
       <w:br/>
     </w:r>

--- a/tillsyn/A 47887-2024 tillsynsbegäran.docx
+++ b/tillsyn/A 47887-2024 tillsynsbegäran.docx
@@ -460,7 +460,7 @@
     <w:r>
       <w:tab/>
       <w:tab/>
-      <w:t>2025-07-05</w:t>
+      <w:t>2025-07-06</w:t>
       <w:br/>
       <w:br/>
     </w:r>

--- a/tillsyn/A 47887-2024 tillsynsbegäran.docx
+++ b/tillsyn/A 47887-2024 tillsynsbegäran.docx
@@ -460,7 +460,7 @@
     <w:r>
       <w:tab/>
       <w:tab/>
-      <w:t>2025-07-06</w:t>
+      <w:t>2025-07-07</w:t>
       <w:br/>
       <w:br/>
     </w:r>

--- a/tillsyn/A 47887-2024 tillsynsbegäran.docx
+++ b/tillsyn/A 47887-2024 tillsynsbegäran.docx
@@ -460,7 +460,7 @@
     <w:r>
       <w:tab/>
       <w:tab/>
-      <w:t>2025-07-07</w:t>
+      <w:t>2025-07-08</w:t>
       <w:br/>
       <w:br/>
     </w:r>

--- a/tillsyn/A 47887-2024 tillsynsbegäran.docx
+++ b/tillsyn/A 47887-2024 tillsynsbegäran.docx
@@ -460,7 +460,7 @@
     <w:r>
       <w:tab/>
       <w:tab/>
-      <w:t>2025-07-08</w:t>
+      <w:t>2025-07-09</w:t>
       <w:br/>
       <w:br/>
     </w:r>

--- a/tillsyn/A 47887-2024 tillsynsbegäran.docx
+++ b/tillsyn/A 47887-2024 tillsynsbegäran.docx
@@ -460,7 +460,7 @@
     <w:r>
       <w:tab/>
       <w:tab/>
-      <w:t>2025-07-09</w:t>
+      <w:t>2025-07-11</w:t>
       <w:br/>
       <w:br/>
     </w:r>

--- a/tillsyn/A 47887-2024 tillsynsbegäran.docx
+++ b/tillsyn/A 47887-2024 tillsynsbegäran.docx
@@ -460,7 +460,7 @@
     <w:r>
       <w:tab/>
       <w:tab/>
-      <w:t>2025-07-11</w:t>
+      <w:t>2025-07-12</w:t>
       <w:br/>
       <w:br/>
     </w:r>

--- a/tillsyn/A 47887-2024 tillsynsbegäran.docx
+++ b/tillsyn/A 47887-2024 tillsynsbegäran.docx
@@ -460,7 +460,7 @@
     <w:r>
       <w:tab/>
       <w:tab/>
-      <w:t>2025-07-12</w:t>
+      <w:t>2025-07-13</w:t>
       <w:br/>
       <w:br/>
     </w:r>

--- a/tillsyn/A 47887-2024 tillsynsbegäran.docx
+++ b/tillsyn/A 47887-2024 tillsynsbegäran.docx
@@ -460,7 +460,7 @@
     <w:r>
       <w:tab/>
       <w:tab/>
-      <w:t>2025-07-13</w:t>
+      <w:t>2025-07-14</w:t>
       <w:br/>
       <w:br/>
     </w:r>

--- a/tillsyn/A 47887-2024 tillsynsbegäran.docx
+++ b/tillsyn/A 47887-2024 tillsynsbegäran.docx
@@ -460,7 +460,7 @@
     <w:r>
       <w:tab/>
       <w:tab/>
-      <w:t>2025-08-06</w:t>
+      <w:t>2025-08-09</w:t>
       <w:br/>
       <w:br/>
     </w:r>

--- a/tillsyn/A 47887-2024 tillsynsbegäran.docx
+++ b/tillsyn/A 47887-2024 tillsynsbegäran.docx
@@ -12,7 +12,7 @@
     </w:p>
     <w:p>
       <w:r>
-        <w:t>Detta dokument behandlar höga naturvärden i avverkningsanmälan A 47887-2024 i Skellefteå kommun. Denna avverkningsanmälan inkom 2024-10-23 och omfattar 24,7 ha.</w:t>
+        <w:t>Detta dokument behandlar höga naturvärden i avverkningsanmälan A 47887-2024 i Skellefteå kommun. Denna avverkningsanmälan inkom 2024-10-23 19:44:21 och omfattar 24,7 ha.</w:t>
       </w:r>
     </w:p>
     <w:p>

--- a/tillsyn/A 47887-2024 tillsynsbegäran.docx
+++ b/tillsyn/A 47887-2024 tillsynsbegäran.docx
@@ -460,7 +460,7 @@
     <w:r>
       <w:tab/>
       <w:tab/>
-      <w:t>2025-08-09</w:t>
+      <w:t>2025-08-10</w:t>
       <w:br/>
       <w:br/>
     </w:r>

--- a/tillsyn/A 47887-2024 tillsynsbegäran.docx
+++ b/tillsyn/A 47887-2024 tillsynsbegäran.docx
@@ -460,7 +460,7 @@
     <w:r>
       <w:tab/>
       <w:tab/>
-      <w:t>2025-08-10</w:t>
+      <w:t>2025-08-11</w:t>
       <w:br/>
       <w:br/>
     </w:r>

--- a/tillsyn/A 47887-2024 tillsynsbegäran.docx
+++ b/tillsyn/A 47887-2024 tillsynsbegäran.docx
@@ -460,7 +460,7 @@
     <w:r>
       <w:tab/>
       <w:tab/>
-      <w:t>2025-08-11</w:t>
+      <w:t>2025-08-12</w:t>
       <w:br/>
       <w:br/>
     </w:r>

--- a/tillsyn/A 47887-2024 tillsynsbegäran.docx
+++ b/tillsyn/A 47887-2024 tillsynsbegäran.docx
@@ -460,7 +460,7 @@
     <w:r>
       <w:tab/>
       <w:tab/>
-      <w:t>2025-08-12</w:t>
+      <w:t>2025-08-13</w:t>
       <w:br/>
       <w:br/>
     </w:r>

--- a/tillsyn/A 47887-2024 tillsynsbegäran.docx
+++ b/tillsyn/A 47887-2024 tillsynsbegäran.docx
@@ -460,7 +460,7 @@
     <w:r>
       <w:tab/>
       <w:tab/>
-      <w:t>2025-08-13</w:t>
+      <w:t>2025-08-14</w:t>
       <w:br/>
       <w:br/>
     </w:r>

--- a/tillsyn/A 47887-2024 tillsynsbegäran.docx
+++ b/tillsyn/A 47887-2024 tillsynsbegäran.docx
@@ -460,7 +460,7 @@
     <w:r>
       <w:tab/>
       <w:tab/>
-      <w:t>2025-08-14</w:t>
+      <w:t>2025-08-15</w:t>
       <w:br/>
       <w:br/>
     </w:r>

--- a/tillsyn/A 47887-2024 tillsynsbegäran.docx
+++ b/tillsyn/A 47887-2024 tillsynsbegäran.docx
@@ -460,7 +460,7 @@
     <w:r>
       <w:tab/>
       <w:tab/>
-      <w:t>2025-08-15</w:t>
+      <w:t>2025-08-16</w:t>
       <w:br/>
       <w:br/>
     </w:r>

--- a/tillsyn/A 47887-2024 tillsynsbegäran.docx
+++ b/tillsyn/A 47887-2024 tillsynsbegäran.docx
@@ -460,7 +460,7 @@
     <w:r>
       <w:tab/>
       <w:tab/>
-      <w:t>2025-08-16</w:t>
+      <w:t>2025-08-17</w:t>
       <w:br/>
       <w:br/>
     </w:r>

--- a/tillsyn/A 47887-2024 tillsynsbegäran.docx
+++ b/tillsyn/A 47887-2024 tillsynsbegäran.docx
@@ -460,7 +460,7 @@
     <w:r>
       <w:tab/>
       <w:tab/>
-      <w:t>2025-08-17</w:t>
+      <w:t>2025-08-18</w:t>
       <w:br/>
       <w:br/>
     </w:r>

--- a/tillsyn/A 47887-2024 tillsynsbegäran.docx
+++ b/tillsyn/A 47887-2024 tillsynsbegäran.docx
@@ -460,7 +460,7 @@
     <w:r>
       <w:tab/>
       <w:tab/>
-      <w:t>2025-08-18</w:t>
+      <w:t>2025-08-19</w:t>
       <w:br/>
       <w:br/>
     </w:r>

--- a/tillsyn/A 47887-2024 tillsynsbegäran.docx
+++ b/tillsyn/A 47887-2024 tillsynsbegäran.docx
@@ -460,7 +460,7 @@
     <w:r>
       <w:tab/>
       <w:tab/>
-      <w:t>2025-08-19</w:t>
+      <w:t>2025-08-20</w:t>
       <w:br/>
       <w:br/>
     </w:r>

--- a/tillsyn/A 47887-2024 tillsynsbegäran.docx
+++ b/tillsyn/A 47887-2024 tillsynsbegäran.docx
@@ -460,7 +460,7 @@
     <w:r>
       <w:tab/>
       <w:tab/>
-      <w:t>2025-08-20</w:t>
+      <w:t>2025-08-21</w:t>
       <w:br/>
       <w:br/>
     </w:r>

--- a/tillsyn/A 47887-2024 tillsynsbegäran.docx
+++ b/tillsyn/A 47887-2024 tillsynsbegäran.docx
@@ -460,7 +460,7 @@
     <w:r>
       <w:tab/>
       <w:tab/>
-      <w:t>2025-08-21</w:t>
+      <w:t>2025-08-22</w:t>
       <w:br/>
       <w:br/>
     </w:r>

--- a/tillsyn/A 47887-2024 tillsynsbegäran.docx
+++ b/tillsyn/A 47887-2024 tillsynsbegäran.docx
@@ -460,7 +460,7 @@
     <w:r>
       <w:tab/>
       <w:tab/>
-      <w:t>2025-08-22</w:t>
+      <w:t>2025-08-23</w:t>
       <w:br/>
       <w:br/>
     </w:r>

--- a/tillsyn/A 47887-2024 tillsynsbegäran.docx
+++ b/tillsyn/A 47887-2024 tillsynsbegäran.docx
@@ -460,7 +460,7 @@
     <w:r>
       <w:tab/>
       <w:tab/>
-      <w:t>2025-08-23</w:t>
+      <w:t>2025-08-24</w:t>
       <w:br/>
       <w:br/>
     </w:r>

--- a/tillsyn/A 47887-2024 tillsynsbegäran.docx
+++ b/tillsyn/A 47887-2024 tillsynsbegäran.docx
@@ -460,7 +460,7 @@
     <w:r>
       <w:tab/>
       <w:tab/>
-      <w:t>2025-08-24</w:t>
+      <w:t>2025-08-25</w:t>
       <w:br/>
       <w:br/>
     </w:r>

--- a/tillsyn/A 47887-2024 tillsynsbegäran.docx
+++ b/tillsyn/A 47887-2024 tillsynsbegäran.docx
@@ -460,7 +460,7 @@
     <w:r>
       <w:tab/>
       <w:tab/>
-      <w:t>2025-08-25</w:t>
+      <w:t>2025-08-26</w:t>
       <w:br/>
       <w:br/>
     </w:r>

--- a/tillsyn/A 47887-2024 tillsynsbegäran.docx
+++ b/tillsyn/A 47887-2024 tillsynsbegäran.docx
@@ -460,7 +460,7 @@
     <w:r>
       <w:tab/>
       <w:tab/>
-      <w:t>2025-08-26</w:t>
+      <w:t>2025-08-30</w:t>
       <w:br/>
       <w:br/>
     </w:r>

--- a/tillsyn/A 47887-2024 tillsynsbegäran.docx
+++ b/tillsyn/A 47887-2024 tillsynsbegäran.docx
@@ -460,7 +460,7 @@
     <w:r>
       <w:tab/>
       <w:tab/>
-      <w:t>2025-08-30</w:t>
+      <w:t>2025-08-31</w:t>
       <w:br/>
       <w:br/>
     </w:r>

--- a/tillsyn/A 47887-2024 tillsynsbegäran.docx
+++ b/tillsyn/A 47887-2024 tillsynsbegäran.docx
@@ -460,7 +460,7 @@
     <w:r>
       <w:tab/>
       <w:tab/>
-      <w:t>2025-08-31</w:t>
+      <w:t>2025-09-01</w:t>
       <w:br/>
       <w:br/>
     </w:r>
